--- a/docs/functional-requirements.docx
+++ b/docs/functional-requirements.docx
@@ -95,15 +95,47 @@
           <w:sz w:val="28"/>
           <w:szCs w:val="28"/>
         </w:rPr>
-        <w:t>e both employees’ ID, job descriptions, original scheduled shifts, proposed shifts</w:t>
-      </w:r>
-      <w:r>
-        <w:rPr>
-          <w:rFonts w:ascii="Times New Roman" w:hAnsi="Times New Roman" w:cs="Times New Roman"/>
-          <w:sz w:val="28"/>
-          <w:szCs w:val="28"/>
-        </w:rPr>
-        <w:t>, submission date</w:t>
+        <w:t>e both employees’ ID, job descriptions, original</w:t>
+      </w:r>
+      <w:r>
+        <w:rPr>
+          <w:rFonts w:ascii="Times New Roman" w:hAnsi="Times New Roman" w:cs="Times New Roman"/>
+          <w:sz w:val="28"/>
+          <w:szCs w:val="28"/>
+        </w:rPr>
+        <w:t>ly</w:t>
+      </w:r>
+      <w:r>
+        <w:rPr>
+          <w:rFonts w:ascii="Times New Roman" w:hAnsi="Times New Roman" w:cs="Times New Roman"/>
+          <w:sz w:val="28"/>
+          <w:szCs w:val="28"/>
+        </w:rPr>
+        <w:t xml:space="preserve"> scheduled shifts, proposed shifts</w:t>
+      </w:r>
+      <w:r>
+        <w:rPr>
+          <w:rFonts w:ascii="Times New Roman" w:hAnsi="Times New Roman" w:cs="Times New Roman"/>
+          <w:sz w:val="28"/>
+          <w:szCs w:val="28"/>
+        </w:rPr>
+        <w:t xml:space="preserve">, </w:t>
+      </w:r>
+      <w:r>
+        <w:rPr>
+          <w:rFonts w:ascii="Times New Roman" w:hAnsi="Times New Roman" w:cs="Times New Roman"/>
+          <w:sz w:val="28"/>
+          <w:szCs w:val="28"/>
+        </w:rPr>
+        <w:t xml:space="preserve">and the </w:t>
+      </w:r>
+      <w:r>
+        <w:rPr>
+          <w:rFonts w:ascii="Times New Roman" w:hAnsi="Times New Roman" w:cs="Times New Roman"/>
+          <w:sz w:val="28"/>
+          <w:szCs w:val="28"/>
+        </w:rPr>
+        <w:t>submission date</w:t>
       </w:r>
       <w:r>
         <w:rPr>
@@ -149,7 +181,15 @@
           <w:sz w:val="28"/>
           <w:szCs w:val="28"/>
         </w:rPr>
-        <w:t>The system shall require acceptance of the employee being offered the shift-swap.</w:t>
+        <w:t>The system shall require acceptance of the employee being offered the shift-swap</w:t>
+      </w:r>
+      <w:r>
+        <w:rPr>
+          <w:rFonts w:ascii="Times New Roman" w:hAnsi="Times New Roman" w:cs="Times New Roman"/>
+          <w:sz w:val="28"/>
+          <w:szCs w:val="28"/>
+        </w:rPr>
+        <w:t xml:space="preserve"> before the request can proceed to manager approval.</w:t>
       </w:r>
     </w:p>
     <w:p>
@@ -187,23 +227,7 @@
           <w:sz w:val="28"/>
           <w:szCs w:val="28"/>
         </w:rPr>
-        <w:t>The system shall allow the request to be submitted and detect if man</w:t>
-      </w:r>
-      <w:r>
-        <w:rPr>
-          <w:rFonts w:ascii="Times New Roman" w:hAnsi="Times New Roman" w:cs="Times New Roman"/>
-          <w:sz w:val="28"/>
-          <w:szCs w:val="28"/>
-        </w:rPr>
-        <w:t>a</w:t>
-      </w:r>
-      <w:r>
-        <w:rPr>
-          <w:rFonts w:ascii="Times New Roman" w:hAnsi="Times New Roman" w:cs="Times New Roman"/>
-          <w:sz w:val="28"/>
-          <w:szCs w:val="28"/>
-        </w:rPr>
-        <w:t>ger’s approval is necessary.</w:t>
+        <w:t>The system shall route an accepted shift-swap request to a manager for approval or rejection.</w:t>
       </w:r>
     </w:p>
     <w:p>
@@ -241,7 +265,55 @@
           <w:sz w:val="28"/>
           <w:szCs w:val="28"/>
         </w:rPr>
-        <w:t>The system shall notify the status of the shift-swap request to both employees and provide justification for the shift-swap approval or rejection.</w:t>
+        <w:t xml:space="preserve">The system shall notify the status of the shift-swap request to both employees and provide </w:t>
+      </w:r>
+      <w:r>
+        <w:rPr>
+          <w:rFonts w:ascii="Times New Roman" w:hAnsi="Times New Roman" w:cs="Times New Roman"/>
+          <w:sz w:val="28"/>
+          <w:szCs w:val="28"/>
+        </w:rPr>
+        <w:t>the reason</w:t>
+      </w:r>
+      <w:r>
+        <w:rPr>
+          <w:rFonts w:ascii="Times New Roman" w:hAnsi="Times New Roman" w:cs="Times New Roman"/>
+          <w:sz w:val="28"/>
+          <w:szCs w:val="28"/>
+        </w:rPr>
+        <w:t xml:space="preserve"> for </w:t>
+      </w:r>
+      <w:r>
+        <w:rPr>
+          <w:rFonts w:ascii="Times New Roman" w:hAnsi="Times New Roman" w:cs="Times New Roman"/>
+          <w:sz w:val="28"/>
+          <w:szCs w:val="28"/>
+        </w:rPr>
+        <w:t>its</w:t>
+      </w:r>
+      <w:r>
+        <w:rPr>
+          <w:rFonts w:ascii="Times New Roman" w:hAnsi="Times New Roman" w:cs="Times New Roman"/>
+          <w:sz w:val="28"/>
+          <w:szCs w:val="28"/>
+        </w:rPr>
+        <w:t xml:space="preserve"> approval or rejection.</w:t>
+      </w:r>
+      <w:r>
+        <w:rPr>
+          <w:rFonts w:ascii="Times New Roman" w:hAnsi="Times New Roman" w:cs="Times New Roman"/>
+          <w:sz w:val="28"/>
+          <w:szCs w:val="28"/>
+        </w:rPr>
+        <w:t xml:space="preserve"> </w:t>
+      </w:r>
+      <w:r>
+        <w:rPr>
+          <w:rFonts w:ascii="Times New Roman" w:hAnsi="Times New Roman" w:cs="Times New Roman"/>
+          <w:sz w:val="28"/>
+          <w:szCs w:val="28"/>
+        </w:rPr>
+        <w:t>Upon manager approval, the system shall update both employees’ work schedules to reflect the approved shift swap.</w:t>
       </w:r>
     </w:p>
     <w:p>
